--- a/docs/NBA Stats Project.docx
+++ b/docs/NBA Stats Project.docx
@@ -168,7 +168,7 @@
         </w:rPr>
         <w:lastRenderedPageBreak/>
         <w:drawing>
-          <wp:anchor distT="0" distB="0" distL="114300" distR="114300" simplePos="0" relativeHeight="251667456" behindDoc="0" locked="0" layoutInCell="1" allowOverlap="1" wp14:anchorId="163827AF" wp14:editId="29B181FE">
+          <wp:anchor distT="0" distB="0" distL="114300" distR="114300" simplePos="0" relativeHeight="251667456" behindDoc="0" locked="0" layoutInCell="1" allowOverlap="1" wp14:anchorId="163827AF" wp14:editId="48F81FD5">
             <wp:simplePos x="0" y="0"/>
             <wp:positionH relativeFrom="margin">
               <wp:posOffset>82550</wp:posOffset>
@@ -235,7 +235,7 @@
           <w:noProof/>
         </w:rPr>
         <w:drawing>
-          <wp:anchor distT="0" distB="0" distL="114300" distR="114300" simplePos="0" relativeHeight="251668480" behindDoc="0" locked="0" layoutInCell="1" allowOverlap="1" wp14:anchorId="2789338F" wp14:editId="43803D03">
+          <wp:anchor distT="0" distB="0" distL="114300" distR="114300" simplePos="0" relativeHeight="251668480" behindDoc="0" locked="0" layoutInCell="1" allowOverlap="1" wp14:anchorId="2789338F" wp14:editId="00CCB994">
             <wp:simplePos x="0" y="0"/>
             <wp:positionH relativeFrom="margin">
               <wp:posOffset>69850</wp:posOffset>
@@ -713,12 +713,13 @@
       </w:pPr>
       <w:r>
         <w:rPr>
+          <w:noProof/>
           <w:sz w:val="28"/>
           <w:szCs w:val="28"/>
         </w:rPr>
         <w:lastRenderedPageBreak/>
         <w:drawing>
-          <wp:anchor distT="0" distB="0" distL="114300" distR="114300" simplePos="0" relativeHeight="251677696" behindDoc="0" locked="0" layoutInCell="1" allowOverlap="1" wp14:anchorId="4B560403" wp14:editId="56F30128">
+          <wp:anchor distT="0" distB="0" distL="114300" distR="114300" simplePos="0" relativeHeight="251677696" behindDoc="0" locked="0" layoutInCell="1" allowOverlap="1" wp14:anchorId="4B560403" wp14:editId="2AD6782A">
             <wp:simplePos x="0" y="0"/>
             <wp:positionH relativeFrom="margin">
               <wp:align>right</wp:align>
@@ -769,6 +770,7 @@
       </w:r>
       <w:r>
         <w:rPr>
+          <w:noProof/>
           <w:sz w:val="32"/>
           <w:szCs w:val="32"/>
           <w:u w:val="single"/>
@@ -832,6 +834,9 @@
         <w:t xml:space="preserve"> </w:t>
       </w:r>
       <w:r>
+        <w:rPr>
+          <w:noProof/>
+        </w:rPr>
         <w:drawing>
           <wp:anchor distT="0" distB="0" distL="114300" distR="114300" simplePos="0" relativeHeight="251676672" behindDoc="0" locked="0" layoutInCell="1" allowOverlap="1" wp14:anchorId="0AE17969" wp14:editId="7A1A43E9">
             <wp:simplePos x="0" y="0"/>
@@ -892,6 +897,7 @@
       </w:pPr>
       <w:r>
         <w:rPr>
+          <w:noProof/>
           <w:sz w:val="28"/>
           <w:szCs w:val="28"/>
         </w:rPr>
@@ -953,7 +959,6 @@
         </w:rPr>
         <w:t xml:space="preserve"> </w:t>
       </w:r>
-      <w:proofErr w:type="spellStart"/>
       <w:r>
         <w:rPr>
           <w:sz w:val="28"/>
@@ -969,7 +974,6 @@
         </w:rPr>
         <w:t>pts</w:t>
       </w:r>
-      <w:proofErr w:type="spellEnd"/>
       <w:r>
         <w:rPr>
           <w:sz w:val="28"/>
@@ -997,23 +1001,7 @@
           <w:sz w:val="28"/>
           <w:szCs w:val="28"/>
         </w:rPr>
-        <w:t xml:space="preserve">ε = </w:t>
-      </w:r>
-      <w:proofErr w:type="spellStart"/>
-      <w:r>
-        <w:rPr>
-          <w:sz w:val="28"/>
-          <w:szCs w:val="28"/>
-        </w:rPr>
-        <w:t>neighborhood</w:t>
-      </w:r>
-      <w:proofErr w:type="spellEnd"/>
-      <w:r>
-        <w:rPr>
-          <w:sz w:val="28"/>
-          <w:szCs w:val="28"/>
-        </w:rPr>
-        <w:t>? Sets the max distance from the point which is considered its neighbourhood</w:t>
+        <w:t>ε = neighborhood? Sets the max distance from the point which is considered its neighbourhood</w:t>
       </w:r>
     </w:p>
     <w:p>
@@ -1047,15 +1035,7 @@
           <w:sz w:val="28"/>
           <w:szCs w:val="28"/>
         </w:rPr>
-        <w:t xml:space="preserve">distance with respect to </w:t>
-      </w:r>
-      <w:proofErr w:type="spellStart"/>
-      <w:r>
-        <w:rPr>
-          <w:sz w:val="28"/>
-          <w:szCs w:val="28"/>
-        </w:rPr>
-        <w:t>m</w:t>
+        <w:t>distance with respect to m</w:t>
       </w:r>
       <w:r>
         <w:rPr>
@@ -1065,7 +1045,6 @@
         </w:rPr>
         <w:t>pts</w:t>
       </w:r>
-      <w:proofErr w:type="spellEnd"/>
       <w:r>
         <w:rPr>
           <w:sz w:val="28"/>
@@ -1132,27 +1111,17 @@
           <w:sz w:val="28"/>
           <w:szCs w:val="28"/>
         </w:rPr>
-        <w:t xml:space="preserve">The core distance of an object </w:t>
-      </w:r>
-      <w:proofErr w:type="spellStart"/>
+        <w:t>The core distance of an object x</w:t>
+      </w:r>
       <w:r>
         <w:rPr>
           <w:color w:val="215E99" w:themeColor="text2" w:themeTint="BF"/>
           <w:sz w:val="28"/>
           <w:szCs w:val="28"/>
-        </w:rPr>
-        <w:t>x</w:t>
-      </w:r>
-      <w:r>
-        <w:rPr>
-          <w:color w:val="215E99" w:themeColor="text2" w:themeTint="BF"/>
-          <w:sz w:val="28"/>
-          <w:szCs w:val="28"/>
           <w:vertAlign w:val="subscript"/>
         </w:rPr>
         <w:t>p</w:t>
       </w:r>
-      <w:proofErr w:type="spellEnd"/>
       <w:r>
         <w:rPr>
           <w:color w:val="215E99" w:themeColor="text2" w:themeTint="BF"/>
@@ -1176,153 +1145,85 @@
           <w:sz w:val="28"/>
           <w:szCs w:val="28"/>
         </w:rPr>
-        <w:t xml:space="preserve"> X </w:t>
-      </w:r>
-      <w:proofErr w:type="spellStart"/>
+        <w:t xml:space="preserve"> X w.r.t. m</w:t>
+      </w:r>
       <w:r>
         <w:rPr>
           <w:color w:val="215E99" w:themeColor="text2" w:themeTint="BF"/>
           <w:sz w:val="28"/>
           <w:szCs w:val="28"/>
-        </w:rPr>
-        <w:t>w.r.t.</w:t>
-      </w:r>
-      <w:proofErr w:type="spellEnd"/>
+          <w:vertAlign w:val="subscript"/>
+        </w:rPr>
+        <w:t>pts</w:t>
+      </w:r>
       <w:r>
         <w:rPr>
           <w:color w:val="215E99" w:themeColor="text2" w:themeTint="BF"/>
           <w:sz w:val="28"/>
           <w:szCs w:val="28"/>
         </w:rPr>
-        <w:t xml:space="preserve"> </w:t>
-      </w:r>
-      <w:proofErr w:type="spellStart"/>
+        <w:t>, d</w:t>
+      </w:r>
       <w:r>
         <w:rPr>
           <w:color w:val="215E99" w:themeColor="text2" w:themeTint="BF"/>
           <w:sz w:val="28"/>
           <w:szCs w:val="28"/>
-        </w:rPr>
-        <w:t>m</w:t>
+          <w:vertAlign w:val="subscript"/>
+        </w:rPr>
+        <w:t>core</w:t>
       </w:r>
       <w:r>
         <w:rPr>
           <w:color w:val="215E99" w:themeColor="text2" w:themeTint="BF"/>
           <w:sz w:val="28"/>
           <w:szCs w:val="28"/>
+        </w:rPr>
+        <w:t>(x</w:t>
+      </w:r>
+      <w:r>
+        <w:rPr>
+          <w:color w:val="215E99" w:themeColor="text2" w:themeTint="BF"/>
+          <w:sz w:val="28"/>
+          <w:szCs w:val="28"/>
           <w:vertAlign w:val="subscript"/>
         </w:rPr>
+        <w:t>p</w:t>
+      </w:r>
+      <w:r>
+        <w:rPr>
+          <w:color w:val="215E99" w:themeColor="text2" w:themeTint="BF"/>
+          <w:sz w:val="28"/>
+          <w:szCs w:val="28"/>
+        </w:rPr>
+        <w:t>), is the distance from x</w:t>
+      </w:r>
+      <w:r>
+        <w:rPr>
+          <w:color w:val="215E99" w:themeColor="text2" w:themeTint="BF"/>
+          <w:sz w:val="28"/>
+          <w:szCs w:val="28"/>
+          <w:vertAlign w:val="subscript"/>
+        </w:rPr>
+        <w:t>p</w:t>
+      </w:r>
+      <w:r>
+        <w:rPr>
+          <w:color w:val="215E99" w:themeColor="text2" w:themeTint="BF"/>
+          <w:sz w:val="28"/>
+          <w:szCs w:val="28"/>
+        </w:rPr>
+        <w:t xml:space="preserve"> to its m</w:t>
+      </w:r>
+      <w:r>
+        <w:rPr>
+          <w:color w:val="215E99" w:themeColor="text2" w:themeTint="BF"/>
+          <w:sz w:val="28"/>
+          <w:szCs w:val="28"/>
+          <w:vertAlign w:val="subscript"/>
+        </w:rPr>
         <w:t>pts</w:t>
       </w:r>
-      <w:proofErr w:type="spellEnd"/>
-      <w:r>
-        <w:rPr>
-          <w:color w:val="215E99" w:themeColor="text2" w:themeTint="BF"/>
-          <w:sz w:val="28"/>
-          <w:szCs w:val="28"/>
-        </w:rPr>
-        <w:t xml:space="preserve">, </w:t>
-      </w:r>
-      <w:proofErr w:type="spellStart"/>
-      <w:r>
-        <w:rPr>
-          <w:color w:val="215E99" w:themeColor="text2" w:themeTint="BF"/>
-          <w:sz w:val="28"/>
-          <w:szCs w:val="28"/>
-        </w:rPr>
-        <w:t>d</w:t>
-      </w:r>
-      <w:r>
-        <w:rPr>
-          <w:color w:val="215E99" w:themeColor="text2" w:themeTint="BF"/>
-          <w:sz w:val="28"/>
-          <w:szCs w:val="28"/>
-          <w:vertAlign w:val="subscript"/>
-        </w:rPr>
-        <w:t>core</w:t>
-      </w:r>
-      <w:proofErr w:type="spellEnd"/>
-      <w:r>
-        <w:rPr>
-          <w:color w:val="215E99" w:themeColor="text2" w:themeTint="BF"/>
-          <w:sz w:val="28"/>
-          <w:szCs w:val="28"/>
-        </w:rPr>
-        <w:t>(</w:t>
-      </w:r>
-      <w:proofErr w:type="spellStart"/>
-      <w:r>
-        <w:rPr>
-          <w:color w:val="215E99" w:themeColor="text2" w:themeTint="BF"/>
-          <w:sz w:val="28"/>
-          <w:szCs w:val="28"/>
-        </w:rPr>
-        <w:t>x</w:t>
-      </w:r>
-      <w:r>
-        <w:rPr>
-          <w:color w:val="215E99" w:themeColor="text2" w:themeTint="BF"/>
-          <w:sz w:val="28"/>
-          <w:szCs w:val="28"/>
-          <w:vertAlign w:val="subscript"/>
-        </w:rPr>
-        <w:t>p</w:t>
-      </w:r>
-      <w:proofErr w:type="spellEnd"/>
-      <w:r>
-        <w:rPr>
-          <w:color w:val="215E99" w:themeColor="text2" w:themeTint="BF"/>
-          <w:sz w:val="28"/>
-          <w:szCs w:val="28"/>
-        </w:rPr>
-        <w:t xml:space="preserve">), is the distance from </w:t>
-      </w:r>
-      <w:proofErr w:type="spellStart"/>
-      <w:r>
-        <w:rPr>
-          <w:color w:val="215E99" w:themeColor="text2" w:themeTint="BF"/>
-          <w:sz w:val="28"/>
-          <w:szCs w:val="28"/>
-        </w:rPr>
-        <w:t>x</w:t>
-      </w:r>
-      <w:r>
-        <w:rPr>
-          <w:color w:val="215E99" w:themeColor="text2" w:themeTint="BF"/>
-          <w:sz w:val="28"/>
-          <w:szCs w:val="28"/>
-          <w:vertAlign w:val="subscript"/>
-        </w:rPr>
-        <w:t>p</w:t>
-      </w:r>
-      <w:proofErr w:type="spellEnd"/>
-      <w:r>
-        <w:rPr>
-          <w:color w:val="215E99" w:themeColor="text2" w:themeTint="BF"/>
-          <w:sz w:val="28"/>
-          <w:szCs w:val="28"/>
-        </w:rPr>
-        <w:t xml:space="preserve"> to its </w:t>
-      </w:r>
-      <w:proofErr w:type="spellStart"/>
-      <w:r>
-        <w:rPr>
-          <w:color w:val="215E99" w:themeColor="text2" w:themeTint="BF"/>
-          <w:sz w:val="28"/>
-          <w:szCs w:val="28"/>
-        </w:rPr>
-        <w:t>m</w:t>
-      </w:r>
-      <w:r>
-        <w:rPr>
-          <w:color w:val="215E99" w:themeColor="text2" w:themeTint="BF"/>
-          <w:sz w:val="28"/>
-          <w:szCs w:val="28"/>
-          <w:vertAlign w:val="subscript"/>
-        </w:rPr>
-        <w:t>pts</w:t>
-      </w:r>
-      <w:proofErr w:type="spellEnd"/>
       <w:r>
         <w:rPr>
           <w:color w:val="215E99" w:themeColor="text2" w:themeTint="BF"/>
@@ -1698,23 +1599,7 @@
           <w:sz w:val="28"/>
           <w:szCs w:val="28"/>
         </w:rPr>
-        <w:t xml:space="preserve">Compute </w:t>
-      </w:r>
-      <w:proofErr w:type="gramStart"/>
-      <w:r>
-        <w:rPr>
-          <w:sz w:val="28"/>
-          <w:szCs w:val="28"/>
-        </w:rPr>
-        <w:t>an</w:t>
-      </w:r>
-      <w:proofErr w:type="gramEnd"/>
-      <w:r>
-        <w:rPr>
-          <w:sz w:val="28"/>
-          <w:szCs w:val="28"/>
-        </w:rPr>
-        <w:t xml:space="preserve"> M</w:t>
+        <w:t>Compute an M</w:t>
       </w:r>
       <w:r>
         <w:rPr>
@@ -1848,52 +1733,24 @@
           <w:sz w:val="28"/>
           <w:szCs w:val="28"/>
         </w:rPr>
-        <w:t xml:space="preserve">Extend the MST to obtain </w:t>
-      </w:r>
-      <w:proofErr w:type="spellStart"/>
+        <w:t>Extend the MST to obtain MST</w:t>
+      </w:r>
       <w:r>
         <w:rPr>
           <w:rFonts w:eastAsiaTheme="minorEastAsia"/>
           <w:sz w:val="28"/>
           <w:szCs w:val="28"/>
-        </w:rPr>
-        <w:t>MST</w:t>
+          <w:vertAlign w:val="subscript"/>
+        </w:rPr>
+        <w:t>ext</w:t>
       </w:r>
       <w:r>
         <w:rPr>
           <w:rFonts w:eastAsiaTheme="minorEastAsia"/>
           <w:sz w:val="28"/>
           <w:szCs w:val="28"/>
-          <w:vertAlign w:val="subscript"/>
-        </w:rPr>
-        <w:t>ext</w:t>
-      </w:r>
-      <w:proofErr w:type="spellEnd"/>
-      <w:r>
-        <w:rPr>
-          <w:rFonts w:eastAsiaTheme="minorEastAsia"/>
-          <w:sz w:val="28"/>
-          <w:szCs w:val="28"/>
-        </w:rPr>
-        <w:t xml:space="preserve"> by adding for each vertex a “</w:t>
-      </w:r>
-      <w:proofErr w:type="spellStart"/>
-      <w:r>
-        <w:rPr>
-          <w:rFonts w:eastAsiaTheme="minorEastAsia"/>
-          <w:sz w:val="28"/>
-          <w:szCs w:val="28"/>
-        </w:rPr>
-        <w:t>self edge</w:t>
-      </w:r>
-      <w:proofErr w:type="spellEnd"/>
-      <w:r>
-        <w:rPr>
-          <w:rFonts w:eastAsiaTheme="minorEastAsia"/>
-          <w:sz w:val="28"/>
-          <w:szCs w:val="28"/>
-        </w:rPr>
-        <w:t>” with the core distance of the corresponding object as weight</w:t>
+        </w:rPr>
+        <w:t xml:space="preserve"> by adding for each vertex a “self edge” with the core distance of the corresponding object as weight</w:t>
       </w:r>
     </w:p>
     <w:p>
@@ -1914,27 +1771,17 @@
           <w:sz w:val="28"/>
           <w:szCs w:val="28"/>
         </w:rPr>
-        <w:t xml:space="preserve">Extract the HDBSCAN hierarchy as a dendrogram from </w:t>
-      </w:r>
-      <w:proofErr w:type="spellStart"/>
+        <w:t>Extract the HDBSCAN hierarchy as a dendrogram from MST</w:t>
+      </w:r>
       <w:r>
         <w:rPr>
           <w:rFonts w:eastAsiaTheme="minorEastAsia"/>
           <w:sz w:val="28"/>
           <w:szCs w:val="28"/>
-        </w:rPr>
-        <w:t>MST</w:t>
-      </w:r>
-      <w:r>
-        <w:rPr>
-          <w:rFonts w:eastAsiaTheme="minorEastAsia"/>
-          <w:sz w:val="28"/>
-          <w:szCs w:val="28"/>
           <w:vertAlign w:val="subscript"/>
         </w:rPr>
         <w:t>ext</w:t>
       </w:r>
-      <w:proofErr w:type="spellEnd"/>
     </w:p>
     <w:p>
       <w:pPr>
@@ -1967,23 +1814,21 @@
           <w:sz w:val="28"/>
           <w:szCs w:val="28"/>
         </w:rPr>
-        <w:t xml:space="preserve">of the tree, assign all </w:t>
-      </w:r>
-      <w:proofErr w:type="spellStart"/>
-      <w:r>
-        <w:rPr>
-          <w:sz w:val="28"/>
-          <w:szCs w:val="28"/>
-        </w:rPr>
-        <w:t>objectsthe</w:t>
-      </w:r>
-      <w:proofErr w:type="spellEnd"/>
-      <w:r>
-        <w:rPr>
-          <w:sz w:val="28"/>
-          <w:szCs w:val="28"/>
-        </w:rPr>
-        <w:t xml:space="preserve"> same label (single “cluster”)</w:t>
+        <w:t>of the tree, assign all objects</w:t>
+      </w:r>
+      <w:r>
+        <w:rPr>
+          <w:sz w:val="28"/>
+          <w:szCs w:val="28"/>
+        </w:rPr>
+        <w:t xml:space="preserve"> </w:t>
+      </w:r>
+      <w:r>
+        <w:rPr>
+          <w:sz w:val="28"/>
+          <w:szCs w:val="28"/>
+        </w:rPr>
+        <w:t>the same label (single “cluster”)</w:t>
       </w:r>
     </w:p>
     <w:p>
@@ -2003,15 +1848,7 @@
           <w:sz w:val="28"/>
           <w:szCs w:val="28"/>
         </w:rPr>
-        <w:t xml:space="preserve">Iteratively remove all edges from </w:t>
-      </w:r>
-      <w:proofErr w:type="spellStart"/>
-      <w:r>
-        <w:rPr>
-          <w:sz w:val="28"/>
-          <w:szCs w:val="28"/>
-        </w:rPr>
-        <w:t>MST</w:t>
+        <w:t>Iteratively remove all edges from MST</w:t>
       </w:r>
       <w:r>
         <w:rPr>
@@ -2021,7 +1858,6 @@
         </w:rPr>
         <w:t>ext</w:t>
       </w:r>
-      <w:proofErr w:type="spellEnd"/>
       <w:r>
         <w:rPr>
           <w:sz w:val="28"/>
@@ -2048,23 +1884,7 @@
           <w:szCs w:val="28"/>
         </w:rPr>
         <w:lastRenderedPageBreak/>
-        <w:t xml:space="preserve">Before each removal, set the </w:t>
-      </w:r>
-      <w:proofErr w:type="spellStart"/>
-      <w:r>
-        <w:rPr>
-          <w:sz w:val="28"/>
-          <w:szCs w:val="28"/>
-        </w:rPr>
-        <w:t>dendogram</w:t>
-      </w:r>
-      <w:proofErr w:type="spellEnd"/>
-      <w:r>
-        <w:rPr>
-          <w:sz w:val="28"/>
-          <w:szCs w:val="28"/>
-        </w:rPr>
-        <w:t xml:space="preserve"> scale value of the current hierarchical level as the weight of the edge(s) to be removed</w:t>
+        <w:t>Before each removal, set the dendogram scale value of the current hierarchical level as the weight of the edge(s) to be removed</w:t>
       </w:r>
     </w:p>
     <w:p>
@@ -2090,6 +1910,140 @@
     <w:p>
       <w:pPr>
         <w:rPr>
+          <w:sz w:val="28"/>
+          <w:szCs w:val="28"/>
+        </w:rPr>
+      </w:pPr>
+      <w:r>
+        <w:rPr>
+          <w:sz w:val="28"/>
+          <w:szCs w:val="28"/>
+        </w:rPr>
+        <w:t>In my model, I determined the distance using a z-score in order to normalise the distances and eliminate discrepancies between stat types and their scales – I may weight certain categories as they are more important when determining a players success/career</w:t>
+      </w:r>
+    </w:p>
+    <w:p>
+      <w:pPr>
+        <w:rPr>
+          <w:sz w:val="28"/>
+          <w:szCs w:val="28"/>
+        </w:rPr>
+      </w:pPr>
+      <w:r>
+        <w:rPr>
+          <w:sz w:val="28"/>
+          <w:szCs w:val="28"/>
+        </w:rPr>
+        <w:t>Also I will try and find a better way to weight their years played, as I am currently using an offset to create artificial distance between players</w:t>
+      </w:r>
+    </w:p>
+    <w:p>
+      <w:pPr>
+        <w:rPr>
+          <w:sz w:val="32"/>
+          <w:szCs w:val="32"/>
+          <w:u w:val="single"/>
+        </w:rPr>
+      </w:pPr>
+    </w:p>
+    <w:p>
+      <w:pPr>
+        <w:rPr>
+          <w:sz w:val="32"/>
+          <w:szCs w:val="32"/>
+          <w:u w:val="single"/>
+        </w:rPr>
+      </w:pPr>
+      <w:r>
+        <w:rPr>
+          <w:sz w:val="32"/>
+          <w:szCs w:val="32"/>
+          <w:u w:val="single"/>
+        </w:rPr>
+        <w:t>Classification</w:t>
+      </w:r>
+    </w:p>
+    <w:p>
+      <w:pPr>
+        <w:rPr>
+          <w:sz w:val="28"/>
+          <w:szCs w:val="28"/>
+        </w:rPr>
+      </w:pPr>
+      <w:r>
+        <w:rPr>
+          <w:sz w:val="28"/>
+          <w:szCs w:val="28"/>
+        </w:rPr>
+        <w:t xml:space="preserve">After the clustering using HDBSCAN (unsupervised method), use a classification method to determine </w:t>
+      </w:r>
+      <w:r>
+        <w:rPr>
+          <w:sz w:val="28"/>
+          <w:szCs w:val="28"/>
+        </w:rPr>
+        <w:t>which category player X fits into</w:t>
+      </w:r>
+    </w:p>
+    <w:p>
+      <w:pPr>
+        <w:pStyle w:val="ListParagraph"/>
+        <w:numPr>
+          <w:ilvl w:val="0"/>
+          <w:numId w:val="4"/>
+        </w:numPr>
+        <w:rPr>
+          <w:sz w:val="28"/>
+          <w:szCs w:val="28"/>
+        </w:rPr>
+      </w:pPr>
+      <w:r>
+        <w:rPr>
+          <w:sz w:val="28"/>
+          <w:szCs w:val="28"/>
+        </w:rPr>
+        <w:t>Look at labels of players generated by clustering and determine whether it fits based on stats</w:t>
+      </w:r>
+      <w:r>
+        <w:rPr>
+          <w:sz w:val="28"/>
+          <w:szCs w:val="28"/>
+        </w:rPr>
+        <w:t xml:space="preserve"> (correspond names to the allPlayers list (find unique names in non alphabetical order)</w:t>
+      </w:r>
+    </w:p>
+    <w:p>
+      <w:pPr>
+        <w:pStyle w:val="ListParagraph"/>
+        <w:numPr>
+          <w:ilvl w:val="0"/>
+          <w:numId w:val="4"/>
+        </w:numPr>
+        <w:rPr>
+          <w:sz w:val="28"/>
+          <w:szCs w:val="28"/>
+        </w:rPr>
+      </w:pPr>
+      <w:r>
+        <w:rPr>
+          <w:sz w:val="28"/>
+          <w:szCs w:val="28"/>
+        </w:rPr>
+        <w:t>After class model made, try test player from modern times/before play-by-play and see if they fit in the model</w:t>
+      </w:r>
+    </w:p>
+    <w:p>
+      <w:pPr>
+        <w:rPr>
+          <w:sz w:val="32"/>
+          <w:szCs w:val="32"/>
+          <w:u w:val="single"/>
+        </w:rPr>
+      </w:pPr>
+    </w:p>
+    <w:p>
+      <w:pPr>
+        <w:rPr>
           <w:sz w:val="32"/>
           <w:szCs w:val="32"/>
           <w:u w:val="single"/>
@@ -2115,6 +2069,7 @@
         <w:rPr>
           <w:noProof/>
         </w:rPr>
+        <w:lastRenderedPageBreak/>
         <w:drawing>
           <wp:anchor distT="0" distB="0" distL="114300" distR="114300" simplePos="0" relativeHeight="251675648" behindDoc="0" locked="0" layoutInCell="1" allowOverlap="1" wp14:anchorId="42C31A2E" wp14:editId="001CB07C">
             <wp:simplePos x="0" y="0"/>
@@ -2472,6 +2427,118 @@
     </w:lvl>
   </w:abstractNum>
   <w:abstractNum w:abstractNumId="2" w15:restartNumberingAfterBreak="0">
+    <w:nsid w:val="222E0023"/>
+    <w:multiLevelType w:val="hybridMultilevel"/>
+    <w:tmpl w:val="7D386880"/>
+    <w:lvl w:ilvl="0" w:tplc="F83EEF3C">
+      <w:numFmt w:val="bullet"/>
+      <w:lvlText w:val="-"/>
+      <w:lvlJc w:val="left"/>
+      <w:pPr>
+        <w:ind w:left="720" w:hanging="360"/>
+      </w:pPr>
+      <w:rPr>
+        <w:rFonts w:ascii="Aptos" w:eastAsiaTheme="minorHAnsi" w:hAnsi="Aptos" w:cstheme="minorBidi" w:hint="default"/>
+      </w:rPr>
+    </w:lvl>
+    <w:lvl w:ilvl="1" w:tplc="08090003" w:tentative="1">
+      <w:start w:val="1"/>
+      <w:numFmt w:val="bullet"/>
+      <w:lvlText w:val="o"/>
+      <w:lvlJc w:val="left"/>
+      <w:pPr>
+        <w:ind w:left="1440" w:hanging="360"/>
+      </w:pPr>
+      <w:rPr>
+        <w:rFonts w:ascii="Courier New" w:hAnsi="Courier New" w:cs="Courier New" w:hint="default"/>
+      </w:rPr>
+    </w:lvl>
+    <w:lvl w:ilvl="2" w:tplc="08090005" w:tentative="1">
+      <w:start w:val="1"/>
+      <w:numFmt w:val="bullet"/>
+      <w:lvlText w:val=""/>
+      <w:lvlJc w:val="left"/>
+      <w:pPr>
+        <w:ind w:left="2160" w:hanging="360"/>
+      </w:pPr>
+      <w:rPr>
+        <w:rFonts w:ascii="Wingdings" w:hAnsi="Wingdings" w:hint="default"/>
+      </w:rPr>
+    </w:lvl>
+    <w:lvl w:ilvl="3" w:tplc="08090001" w:tentative="1">
+      <w:start w:val="1"/>
+      <w:numFmt w:val="bullet"/>
+      <w:lvlText w:val=""/>
+      <w:lvlJc w:val="left"/>
+      <w:pPr>
+        <w:ind w:left="2880" w:hanging="360"/>
+      </w:pPr>
+      <w:rPr>
+        <w:rFonts w:ascii="Symbol" w:hAnsi="Symbol" w:hint="default"/>
+      </w:rPr>
+    </w:lvl>
+    <w:lvl w:ilvl="4" w:tplc="08090003" w:tentative="1">
+      <w:start w:val="1"/>
+      <w:numFmt w:val="bullet"/>
+      <w:lvlText w:val="o"/>
+      <w:lvlJc w:val="left"/>
+      <w:pPr>
+        <w:ind w:left="3600" w:hanging="360"/>
+      </w:pPr>
+      <w:rPr>
+        <w:rFonts w:ascii="Courier New" w:hAnsi="Courier New" w:cs="Courier New" w:hint="default"/>
+      </w:rPr>
+    </w:lvl>
+    <w:lvl w:ilvl="5" w:tplc="08090005" w:tentative="1">
+      <w:start w:val="1"/>
+      <w:numFmt w:val="bullet"/>
+      <w:lvlText w:val=""/>
+      <w:lvlJc w:val="left"/>
+      <w:pPr>
+        <w:ind w:left="4320" w:hanging="360"/>
+      </w:pPr>
+      <w:rPr>
+        <w:rFonts w:ascii="Wingdings" w:hAnsi="Wingdings" w:hint="default"/>
+      </w:rPr>
+    </w:lvl>
+    <w:lvl w:ilvl="6" w:tplc="08090001" w:tentative="1">
+      <w:start w:val="1"/>
+      <w:numFmt w:val="bullet"/>
+      <w:lvlText w:val=""/>
+      <w:lvlJc w:val="left"/>
+      <w:pPr>
+        <w:ind w:left="5040" w:hanging="360"/>
+      </w:pPr>
+      <w:rPr>
+        <w:rFonts w:ascii="Symbol" w:hAnsi="Symbol" w:hint="default"/>
+      </w:rPr>
+    </w:lvl>
+    <w:lvl w:ilvl="7" w:tplc="08090003" w:tentative="1">
+      <w:start w:val="1"/>
+      <w:numFmt w:val="bullet"/>
+      <w:lvlText w:val="o"/>
+      <w:lvlJc w:val="left"/>
+      <w:pPr>
+        <w:ind w:left="5760" w:hanging="360"/>
+      </w:pPr>
+      <w:rPr>
+        <w:rFonts w:ascii="Courier New" w:hAnsi="Courier New" w:cs="Courier New" w:hint="default"/>
+      </w:rPr>
+    </w:lvl>
+    <w:lvl w:ilvl="8" w:tplc="08090005" w:tentative="1">
+      <w:start w:val="1"/>
+      <w:numFmt w:val="bullet"/>
+      <w:lvlText w:val=""/>
+      <w:lvlJc w:val="left"/>
+      <w:pPr>
+        <w:ind w:left="6480" w:hanging="360"/>
+      </w:pPr>
+      <w:rPr>
+        <w:rFonts w:ascii="Wingdings" w:hAnsi="Wingdings" w:hint="default"/>
+      </w:rPr>
+    </w:lvl>
+  </w:abstractNum>
+  <w:abstractNum w:abstractNumId="3" w15:restartNumberingAfterBreak="0">
     <w:nsid w:val="34F66F88"/>
     <w:multiLevelType w:val="hybridMultilevel"/>
     <w:tmpl w:val="2D661E4C"/>
@@ -2567,6 +2634,9 @@
     <w:abstractNumId w:val="1"/>
   </w:num>
   <w:num w:numId="3" w16cid:durableId="1900482350">
+    <w:abstractNumId w:val="3"/>
+  </w:num>
+  <w:num w:numId="4" w16cid:durableId="1273055820">
     <w:abstractNumId w:val="2"/>
   </w:num>
 </w:numbering>
@@ -3175,6 +3245,7 @@
   <w:style w:type="character" w:default="1" w:styleId="DefaultParagraphFont">
     <w:name w:val="Default Paragraph Font"/>
     <w:uiPriority w:val="1"/>
+    <w:semiHidden/>
     <w:unhideWhenUsed/>
   </w:style>
   <w:style w:type="table" w:default="1" w:styleId="TableNormal">
